--- a/deliverable-docs/1. Architecture Design Document.docx
+++ b/deliverable-docs/1. Architecture Design Document.docx
@@ -538,16 +538,57 @@
         <w:pStyle w:val="ListBullet"/>
       </w:pPr>
       <w:r>
-        <w:t>Specialization sub-router: GET /api/specializations, POST/GET /api/specializations/:studentId, GET /api/specializations/all/pending, PATCH /api/specializations/:studentId/assign</w:t>
+        <w:t>Specialization sub-router: GET /api/specializations, POST/GET /api/specializations</w:t>
+      </w:r>
+      <w:proofErr w:type="gramStart"/>
+      <w:r>
+        <w:t>/:studentId</w:t>
+      </w:r>
+      <w:proofErr w:type="gramEnd"/>
+      <w:r>
+        <w:t>, GET /</w:t>
+      </w:r>
+      <w:proofErr w:type="spellStart"/>
+      <w:r>
+        <w:t>api</w:t>
+      </w:r>
+      <w:proofErr w:type="spellEnd"/>
+      <w:r>
+        <w:t>/specializations/all/pending, PATCH /</w:t>
+      </w:r>
+      <w:proofErr w:type="spellStart"/>
+      <w:r>
+        <w:t>api</w:t>
+      </w:r>
+      <w:proofErr w:type="spellEnd"/>
+      <w:r>
+        <w:t>/specializations</w:t>
+      </w:r>
+      <w:proofErr w:type="gramStart"/>
+      <w:r>
+        <w:t>/:</w:t>
+      </w:r>
+      <w:proofErr w:type="spellStart"/>
+      <w:r>
+        <w:t>studentId</w:t>
+      </w:r>
+      <w:proofErr w:type="spellEnd"/>
+      <w:proofErr w:type="gramEnd"/>
+      <w:r>
+        <w:t>/assign</w:t>
       </w:r>
     </w:p>
-    <w:p/>
     <w:p>
       <w:pPr>
         <w:pStyle w:val="Heading2"/>
       </w:pPr>
+      <w:proofErr w:type="gramStart"/>
       <w:r>
-        <w:t>4.3  Course Service — Planned, Not Implemented</w:t>
+        <w:t>4.3  Course</w:t>
+      </w:r>
+      <w:proofErr w:type="gramEnd"/>
+      <w:r>
+        <w:t xml:space="preserve"> Service — Planned, Not Implemented</w:t>
       </w:r>
     </w:p>
     <w:tbl>
@@ -821,8 +862,13 @@
       </w:tr>
     </w:tbl>
     <w:p/>
+    <w:p/>
+    <w:p/>
+    <w:p/>
+    <w:p/>
     <w:p>
       <w:r>
+        <w:lastRenderedPageBreak/>
         <w:t>Actual endpoints:</w:t>
       </w:r>
     </w:p>
@@ -847,7 +893,6 @@
         <w:pStyle w:val="ListBullet"/>
       </w:pPr>
       <w:r>
-        <w:lastRenderedPageBreak/>
         <w:t>PATCH /api/exams/:id/toggle — open/close registration</w:t>
       </w:r>
     </w:p>
@@ -1047,22 +1092,52 @@
         <w:pStyle w:val="ListBullet"/>
       </w:pPr>
       <w:r>
-        <w:t xml:space="preserve">PATCH /api/results/gpa/:gpaId/finalize — sets status=final, emits </w:t>
+        <w:t>PATCH /</w:t>
       </w:r>
+      <w:proofErr w:type="spellStart"/>
+      <w:r>
+        <w:t>api</w:t>
+      </w:r>
+      <w:proofErr w:type="spellEnd"/>
+      <w:r>
+        <w:t>/results/</w:t>
+      </w:r>
+      <w:proofErr w:type="spellStart"/>
+      <w:r>
+        <w:t>gpa</w:t>
+      </w:r>
+      <w:proofErr w:type="spellEnd"/>
+      <w:r>
+        <w:t xml:space="preserve">/: </w:t>
+      </w:r>
+      <w:proofErr w:type="spellStart"/>
+      <w:r>
+        <w:t>gpaId</w:t>
+      </w:r>
+      <w:proofErr w:type="spellEnd"/>
+      <w:r>
+        <w:t xml:space="preserve">/finalize — sets status=final, emits </w:t>
+      </w:r>
+      <w:proofErr w:type="spellStart"/>
+      <w:proofErr w:type="gramStart"/>
       <w:r>
         <w:rPr>
           <w:b/>
         </w:rPr>
         <w:t>result.published</w:t>
       </w:r>
+      <w:proofErr w:type="spellEnd"/>
+      <w:proofErr w:type="gramEnd"/>
     </w:p>
-    <w:p/>
     <w:p>
       <w:pPr>
         <w:pStyle w:val="Heading2"/>
       </w:pPr>
       <w:r>
-        <w:t>4.6  Transcript Service — Built &amp; Running</w:t>
+        <w:t>4.6 Transcript</w:t>
+      </w:r>
+      <w:r>
+        <w:t xml:space="preserve"> Service — Built &amp; Running</w:t>
       </w:r>
     </w:p>
     <w:tbl>
@@ -1176,8 +1251,6 @@
         </w:tc>
       </w:tr>
     </w:tbl>
-    <w:p/>
-    <w:p/>
     <w:p>
       <w:r>
         <w:lastRenderedPageBreak/>

--- a/deliverable-docs/1. Architecture Design Document.docx
+++ b/deliverable-docs/1. Architecture Design Document.docx
@@ -538,12 +538,25 @@
         <w:pStyle w:val="ListBullet"/>
       </w:pPr>
       <w:r>
-        <w:t>Specialization sub-router: GET /api/specializations, POST/GET /api/specializations</w:t>
+        <w:t>Specialization sub-router: GET /api/specializations, POST/GET /</w:t>
+      </w:r>
+      <w:proofErr w:type="spellStart"/>
+      <w:r>
+        <w:t>api</w:t>
+      </w:r>
+      <w:proofErr w:type="spellEnd"/>
+      <w:r>
+        <w:t>/specializations</w:t>
       </w:r>
       <w:proofErr w:type="gramStart"/>
       <w:r>
-        <w:t>/:studentId</w:t>
+        <w:t>/:</w:t>
       </w:r>
+      <w:proofErr w:type="spellStart"/>
+      <w:r>
+        <w:t>studentId</w:t>
+      </w:r>
+      <w:proofErr w:type="spellEnd"/>
       <w:proofErr w:type="gramEnd"/>
       <w:r>
         <w:t>, GET /</w:t>
@@ -1134,10 +1147,7 @@
         <w:pStyle w:val="Heading2"/>
       </w:pPr>
       <w:r>
-        <w:t>4.6 Transcript</w:t>
-      </w:r>
-      <w:r>
-        <w:t xml:space="preserve"> Service — Built &amp; Running</w:t>
+        <w:t>4.6 Transcript Service — Built &amp; Running</w:t>
       </w:r>
     </w:p>
     <w:tbl>
